--- a/python/p9_python_commands_and_trouble_shooting.docx
+++ b/python/p9_python_commands_and_trouble_shooting.docx
@@ -6,12 +6,14 @@
       <w:pPr>
         <w:jc w:val="center"/>
         <w:rPr>
-          <w:sz w:val="32"/>
-          <w:szCs w:val="32"/>
-        </w:rPr>
-      </w:pPr>
-      <w:r>
-        <w:rPr>
+          <w:rFonts w:ascii="Carlito" w:hAnsi="Carlito" w:cs="Carlito"/>
+          <w:sz w:val="32"/>
+          <w:szCs w:val="32"/>
+        </w:rPr>
+      </w:pPr>
+      <w:r>
+        <w:rPr>
+          <w:rFonts w:ascii="Carlito" w:hAnsi="Carlito" w:cs="Carlito"/>
           <w:b/>
           <w:bCs/>
           <w:sz w:val="40"/>
@@ -29,12 +31,14 @@
         </w:numPr>
         <w:jc w:val="both"/>
         <w:rPr>
-          <w:sz w:val="32"/>
-          <w:szCs w:val="32"/>
-        </w:rPr>
-      </w:pPr>
-      <w:r>
-        <w:rPr>
+          <w:rFonts w:ascii="Carlito" w:hAnsi="Carlito" w:cs="Carlito"/>
+          <w:sz w:val="32"/>
+          <w:szCs w:val="32"/>
+        </w:rPr>
+      </w:pPr>
+      <w:r>
+        <w:rPr>
+          <w:rFonts w:ascii="Carlito" w:hAnsi="Carlito" w:cs="Carlito"/>
           <w:sz w:val="32"/>
           <w:szCs w:val="32"/>
         </w:rPr>
@@ -45,6 +49,7 @@
       <w:pPr>
         <w:jc w:val="both"/>
         <w:rPr>
+          <w:rFonts w:ascii="Carlito" w:hAnsi="Carlito" w:cs="Carlito"/>
           <w:sz w:val="32"/>
           <w:szCs w:val="32"/>
         </w:rPr>
@@ -53,12 +58,14 @@
     <w:p>
       <w:pPr>
         <w:rPr>
-          <w:sz w:val="32"/>
-          <w:szCs w:val="32"/>
-        </w:rPr>
-      </w:pPr>
-      <w:r>
-        <w:rPr>
+          <w:rFonts w:ascii="Carlito" w:hAnsi="Carlito" w:cs="Carlito"/>
+          <w:sz w:val="32"/>
+          <w:szCs w:val="32"/>
+        </w:rPr>
+      </w:pPr>
+      <w:r>
+        <w:rPr>
+          <w:rFonts w:ascii="Carlito" w:hAnsi="Carlito" w:cs="Carlito"/>
           <w:sz w:val="32"/>
           <w:szCs w:val="32"/>
         </w:rPr>
@@ -69,6 +76,7 @@
       <w:pPr>
         <w:jc w:val="both"/>
         <w:rPr>
+          <w:rFonts w:ascii="Carlito" w:hAnsi="Carlito" w:cs="Carlito"/>
           <w:b/>
           <w:bCs/>
           <w:sz w:val="32"/>
@@ -77,6 +85,7 @@
       </w:pPr>
       <w:r>
         <w:rPr>
+          <w:rFonts w:ascii="Carlito" w:hAnsi="Carlito" w:cs="Carlito"/>
           <w:b/>
           <w:bCs/>
           <w:sz w:val="32"/>
@@ -90,12 +99,14 @@
       <w:pPr>
         <w:jc w:val="both"/>
         <w:rPr>
-          <w:sz w:val="32"/>
-          <w:szCs w:val="32"/>
-        </w:rPr>
-      </w:pPr>
-      <w:r>
-        <w:rPr>
+          <w:rFonts w:ascii="Carlito" w:hAnsi="Carlito" w:cs="Carlito"/>
+          <w:sz w:val="32"/>
+          <w:szCs w:val="32"/>
+        </w:rPr>
+      </w:pPr>
+      <w:r>
+        <w:rPr>
+          <w:rFonts w:ascii="Carlito" w:hAnsi="Carlito" w:cs="Carlito"/>
           <w:sz w:val="32"/>
           <w:szCs w:val="32"/>
         </w:rPr>
@@ -106,20 +117,22 @@
       <w:pPr>
         <w:jc w:val="both"/>
         <w:rPr>
-          <w:sz w:val="32"/>
-          <w:szCs w:val="32"/>
-        </w:rPr>
-      </w:pPr>
-      <w:r>
-        <w:rPr>
+          <w:rFonts w:ascii="Carlito" w:hAnsi="Carlito" w:cs="Carlito"/>
+          <w:sz w:val="32"/>
+          <w:szCs w:val="32"/>
+        </w:rPr>
+      </w:pPr>
+      <w:r>
+        <w:rPr>
+          <w:rFonts w:ascii="Carlito" w:hAnsi="Carlito" w:cs="Carlito"/>
           <w:sz w:val="32"/>
           <w:szCs w:val="32"/>
         </w:rPr>
         <w:t xml:space="preserve"># Or if we are using a version of Python that doesn’t support a specific sub-module or library (like </w:t>
       </w:r>
-      <w:proofErr w:type="spellStart"/>
-      <w:r>
-        <w:rPr>
+      <w:r>
+        <w:rPr>
+          <w:rFonts w:ascii="Carlito" w:hAnsi="Carlito" w:cs="Carlito"/>
           <w:b/>
           <w:bCs/>
           <w:sz w:val="32"/>
@@ -127,9 +140,9 @@
         </w:rPr>
         <w:t>tensorflow</w:t>
       </w:r>
-      <w:proofErr w:type="spellEnd"/>
-      <w:r>
-        <w:rPr>
+      <w:r>
+        <w:rPr>
+          <w:rFonts w:ascii="Carlito" w:hAnsi="Carlito" w:cs="Carlito"/>
           <w:sz w:val="32"/>
           <w:szCs w:val="32"/>
         </w:rPr>
@@ -140,20 +153,22 @@
       <w:pPr>
         <w:jc w:val="both"/>
         <w:rPr>
-          <w:sz w:val="32"/>
-          <w:szCs w:val="32"/>
-        </w:rPr>
-      </w:pPr>
-      <w:r>
-        <w:rPr>
+          <w:rFonts w:ascii="Carlito" w:hAnsi="Carlito" w:cs="Carlito"/>
+          <w:sz w:val="32"/>
+          <w:szCs w:val="32"/>
+        </w:rPr>
+      </w:pPr>
+      <w:r>
+        <w:rPr>
+          <w:rFonts w:ascii="Carlito" w:hAnsi="Carlito" w:cs="Carlito"/>
           <w:sz w:val="32"/>
           <w:szCs w:val="32"/>
         </w:rPr>
         <w:t xml:space="preserve"># Just go to the </w:t>
       </w:r>
-      <w:proofErr w:type="spellStart"/>
-      <w:r>
-        <w:rPr>
+      <w:r>
+        <w:rPr>
+          <w:rFonts w:ascii="Carlito" w:hAnsi="Carlito" w:cs="Carlito"/>
           <w:b/>
           <w:bCs/>
           <w:sz w:val="32"/>
@@ -161,9 +176,9 @@
         </w:rPr>
         <w:t>project_root</w:t>
       </w:r>
-      <w:proofErr w:type="spellEnd"/>
-      <w:r>
-        <w:rPr>
+      <w:r>
+        <w:rPr>
+          <w:rFonts w:ascii="Carlito" w:hAnsi="Carlito" w:cs="Carlito"/>
           <w:sz w:val="32"/>
           <w:szCs w:val="32"/>
         </w:rPr>
@@ -171,70 +186,64 @@
       </w:r>
       <w:r>
         <w:rPr>
+          <w:rFonts w:ascii="Carlito" w:hAnsi="Carlito" w:cs="Carlito"/>
           <w:b/>
           <w:bCs/>
           <w:sz w:val="32"/>
           <w:szCs w:val="32"/>
         </w:rPr>
-        <w:t xml:space="preserve"> .</w:t>
-      </w:r>
-      <w:proofErr w:type="spellStart"/>
-      <w:r>
-        <w:rPr>
+        <w:t xml:space="preserve"> .venv</w:t>
+      </w:r>
+      <w:r>
+        <w:rPr>
+          <w:rFonts w:ascii="Carlito" w:hAnsi="Carlito" w:cs="Carlito"/>
+          <w:sz w:val="32"/>
+          <w:szCs w:val="32"/>
+        </w:rPr>
+        <w:t xml:space="preserve"> directory or folder (library root)</w:t>
+      </w:r>
+    </w:p>
+    <w:p>
+      <w:pPr>
+        <w:jc w:val="both"/>
+        <w:rPr>
+          <w:rFonts w:ascii="Carlito" w:hAnsi="Carlito" w:cs="Carlito"/>
+          <w:sz w:val="32"/>
+          <w:szCs w:val="32"/>
+        </w:rPr>
+      </w:pPr>
+      <w:r>
+        <w:rPr>
+          <w:rFonts w:ascii="Carlito" w:hAnsi="Carlito" w:cs="Carlito"/>
+          <w:sz w:val="32"/>
+          <w:szCs w:val="32"/>
+        </w:rPr>
+        <w:t xml:space="preserve"># Then open the terminal of the </w:t>
+      </w:r>
+      <w:r>
+        <w:rPr>
+          <w:rFonts w:ascii="Carlito" w:hAnsi="Carlito" w:cs="Carlito"/>
           <w:b/>
           <w:bCs/>
           <w:sz w:val="32"/>
           <w:szCs w:val="32"/>
         </w:rPr>
-        <w:t>venv</w:t>
-      </w:r>
-      <w:proofErr w:type="spellEnd"/>
-      <w:r>
-        <w:rPr>
-          <w:sz w:val="32"/>
-          <w:szCs w:val="32"/>
-        </w:rPr>
-        <w:t xml:space="preserve"> directory or folder (library root)</w:t>
+        <w:t>project_root</w:t>
+      </w:r>
+      <w:r>
+        <w:rPr>
+          <w:rFonts w:ascii="Carlito" w:hAnsi="Carlito" w:cs="Carlito"/>
+          <w:sz w:val="32"/>
+          <w:szCs w:val="32"/>
+        </w:rPr>
+        <w:t xml:space="preserve"> and run this command with a specific Python version we need like here, 3.12</w:t>
       </w:r>
     </w:p>
     <w:p>
       <w:pPr>
         <w:jc w:val="both"/>
         <w:rPr>
-          <w:sz w:val="32"/>
-          <w:szCs w:val="32"/>
-        </w:rPr>
-      </w:pPr>
-      <w:r>
-        <w:rPr>
-          <w:sz w:val="32"/>
-          <w:szCs w:val="32"/>
-        </w:rPr>
-        <w:t xml:space="preserve"># Then open the terminal of the </w:t>
-      </w:r>
-      <w:proofErr w:type="spellStart"/>
-      <w:r>
-        <w:rPr>
-          <w:b/>
-          <w:bCs/>
-          <w:sz w:val="32"/>
-          <w:szCs w:val="32"/>
-        </w:rPr>
-        <w:t>project_root</w:t>
-      </w:r>
-      <w:proofErr w:type="spellEnd"/>
-      <w:r>
-        <w:rPr>
-          <w:sz w:val="32"/>
-          <w:szCs w:val="32"/>
-        </w:rPr>
-        <w:t xml:space="preserve"> and run this command with a specific Python version we need like here, 3.12</w:t>
-      </w:r>
-    </w:p>
-    <w:p>
-      <w:pPr>
-        <w:jc w:val="both"/>
-        <w:rPr>
+          <w:rFonts w:ascii="Carlito" w:hAnsi="Carlito" w:cs="Carlito"/>
           <w:b/>
           <w:bCs/>
           <w:color w:val="60CAF3" w:themeColor="accent4" w:themeTint="99"/>
@@ -242,147 +251,72 @@
           <w:szCs w:val="32"/>
         </w:rPr>
       </w:pPr>
-      <w:proofErr w:type="spellStart"/>
-      <w:r>
-        <w:rPr>
+      <w:r>
+        <w:rPr>
+          <w:rFonts w:ascii="Carlito" w:hAnsi="Carlito" w:cs="Carlito"/>
           <w:b/>
           <w:bCs/>
           <w:color w:val="60CAF3" w:themeColor="accent4" w:themeTint="99"/>
           <w:sz w:val="32"/>
           <w:szCs w:val="32"/>
         </w:rPr>
-        <w:t>py</w:t>
-      </w:r>
-      <w:proofErr w:type="spellEnd"/>
-      <w:r>
-        <w:rPr>
+        <w:t>py -3.12 -m venv .venv</w:t>
+      </w:r>
+    </w:p>
+    <w:p>
+      <w:pPr>
+        <w:jc w:val="both"/>
+        <w:rPr>
+          <w:rFonts w:ascii="Carlito" w:hAnsi="Carlito" w:cs="Carlito"/>
+          <w:sz w:val="32"/>
+          <w:szCs w:val="32"/>
+        </w:rPr>
+      </w:pPr>
+      <w:r>
+        <w:rPr>
+          <w:rFonts w:ascii="Carlito" w:hAnsi="Carlito" w:cs="Carlito"/>
+          <w:sz w:val="32"/>
+          <w:szCs w:val="32"/>
+        </w:rPr>
+        <w:t># Activate it by running this command in the terminal</w:t>
+      </w:r>
+    </w:p>
+    <w:p>
+      <w:pPr>
+        <w:jc w:val="both"/>
+        <w:rPr>
+          <w:rFonts w:ascii="Carlito" w:hAnsi="Carlito" w:cs="Carlito"/>
           <w:b/>
           <w:bCs/>
           <w:color w:val="60CAF3" w:themeColor="accent4" w:themeTint="99"/>
           <w:sz w:val="32"/>
           <w:szCs w:val="32"/>
         </w:rPr>
-        <w:t xml:space="preserve"> -3.12 -m </w:t>
-      </w:r>
-      <w:proofErr w:type="spellStart"/>
-      <w:r>
-        <w:rPr>
+      </w:pPr>
+      <w:r>
+        <w:rPr>
+          <w:rFonts w:ascii="Carlito" w:hAnsi="Carlito" w:cs="Carlito"/>
           <w:b/>
           <w:bCs/>
           <w:color w:val="60CAF3" w:themeColor="accent4" w:themeTint="99"/>
           <w:sz w:val="32"/>
           <w:szCs w:val="32"/>
         </w:rPr>
-        <w:t>venv</w:t>
-      </w:r>
-      <w:proofErr w:type="spellEnd"/>
-      <w:r>
-        <w:rPr>
-          <w:b/>
-          <w:bCs/>
-          <w:color w:val="60CAF3" w:themeColor="accent4" w:themeTint="99"/>
-          <w:sz w:val="32"/>
-          <w:szCs w:val="32"/>
-        </w:rPr>
-        <w:t xml:space="preserve"> .</w:t>
-      </w:r>
-      <w:proofErr w:type="spellStart"/>
-      <w:r>
-        <w:rPr>
-          <w:b/>
-          <w:bCs/>
-          <w:color w:val="60CAF3" w:themeColor="accent4" w:themeTint="99"/>
-          <w:sz w:val="32"/>
-          <w:szCs w:val="32"/>
-        </w:rPr>
-        <w:t>venv</w:t>
-      </w:r>
-      <w:proofErr w:type="spellEnd"/>
+        <w:t>.\.venv\Scripts\Activate.ps1</w:t>
+      </w:r>
     </w:p>
     <w:p>
       <w:pPr>
         <w:jc w:val="both"/>
         <w:rPr>
-          <w:sz w:val="32"/>
-          <w:szCs w:val="32"/>
-        </w:rPr>
-      </w:pPr>
-      <w:r>
-        <w:rPr>
-          <w:sz w:val="32"/>
-          <w:szCs w:val="32"/>
-        </w:rPr>
-        <w:t>#</w:t>
-      </w:r>
-      <w:r>
-        <w:rPr>
-          <w:sz w:val="32"/>
-          <w:szCs w:val="32"/>
-        </w:rPr>
-        <w:t xml:space="preserve"> Activate it</w:t>
-      </w:r>
-      <w:r>
-        <w:rPr>
-          <w:sz w:val="32"/>
-          <w:szCs w:val="32"/>
-        </w:rPr>
-        <w:t xml:space="preserve"> by running this command in the terminal</w:t>
-      </w:r>
-    </w:p>
-    <w:p>
-      <w:pPr>
-        <w:jc w:val="both"/>
-        <w:rPr>
-          <w:b/>
-          <w:bCs/>
-          <w:color w:val="60CAF3" w:themeColor="accent4" w:themeTint="99"/>
-          <w:sz w:val="32"/>
-          <w:szCs w:val="32"/>
-        </w:rPr>
-      </w:pPr>
-      <w:r>
-        <w:rPr>
-          <w:b/>
-          <w:bCs/>
-          <w:color w:val="60CAF3" w:themeColor="accent4" w:themeTint="99"/>
-          <w:sz w:val="32"/>
-          <w:szCs w:val="32"/>
-        </w:rPr>
-        <w:t>.\.</w:t>
-      </w:r>
-      <w:proofErr w:type="spellStart"/>
-      <w:r>
-        <w:rPr>
-          <w:b/>
-          <w:bCs/>
-          <w:color w:val="60CAF3" w:themeColor="accent4" w:themeTint="99"/>
-          <w:sz w:val="32"/>
-          <w:szCs w:val="32"/>
-        </w:rPr>
-        <w:t>venv</w:t>
-      </w:r>
-      <w:proofErr w:type="spellEnd"/>
-      <w:r>
-        <w:rPr>
-          <w:b/>
-          <w:bCs/>
-          <w:color w:val="60CAF3" w:themeColor="accent4" w:themeTint="99"/>
-          <w:sz w:val="32"/>
-          <w:szCs w:val="32"/>
-        </w:rPr>
-        <w:t>\Scripts\Activate.ps1</w:t>
-      </w:r>
-    </w:p>
-    <w:p>
-      <w:pPr>
-        <w:jc w:val="both"/>
-        <w:rPr>
-          <w:sz w:val="32"/>
-          <w:szCs w:val="32"/>
-        </w:rPr>
-      </w:pPr>
-      <w:r>
-        <w:rPr>
+          <w:rFonts w:ascii="Carlito" w:hAnsi="Carlito" w:cs="Carlito"/>
+          <w:sz w:val="32"/>
+          <w:szCs w:val="32"/>
+        </w:rPr>
+      </w:pPr>
+      <w:r>
+        <w:rPr>
+          <w:rFonts w:ascii="Carlito" w:hAnsi="Carlito" w:cs="Carlito"/>
           <w:sz w:val="32"/>
           <w:szCs w:val="32"/>
         </w:rPr>
@@ -1205,6 +1139,7 @@
   <w:style w:type="character" w:default="1" w:styleId="DefaultParagraphFont">
     <w:name w:val="Default Paragraph Font"/>
     <w:uiPriority w:val="1"/>
+    <w:semiHidden/>
     <w:unhideWhenUsed/>
   </w:style>
   <w:style w:type="table" w:default="1" w:styleId="TableNormal">

--- a/python/p9_python_commands_and_trouble_shooting.docx
+++ b/python/p9_python_commands_and_trouble_shooting.docx
@@ -6,18 +6,18 @@
       <w:pPr>
         <w:jc w:val="center"/>
         <w:rPr>
-          <w:rFonts w:ascii="Carlito" w:hAnsi="Carlito" w:cs="Carlito"/>
-          <w:sz w:val="32"/>
-          <w:szCs w:val="32"/>
-        </w:rPr>
-      </w:pPr>
-      <w:r>
-        <w:rPr>
-          <w:rFonts w:ascii="Carlito" w:hAnsi="Carlito" w:cs="Carlito"/>
+          <w:rFonts w:ascii="Calibri" w:hAnsi="Calibri" w:cs="Calibri"/>
+          <w:sz w:val="36"/>
+          <w:szCs w:val="36"/>
+        </w:rPr>
+      </w:pPr>
+      <w:r>
+        <w:rPr>
+          <w:rFonts w:ascii="Calibri" w:hAnsi="Calibri" w:cs="Calibri"/>
           <w:b/>
           <w:bCs/>
-          <w:sz w:val="40"/>
-          <w:szCs w:val="40"/>
+          <w:sz w:val="44"/>
+          <w:szCs w:val="44"/>
         </w:rPr>
         <w:t>INDEX</w:t>
       </w:r>
@@ -31,25 +31,43 @@
         </w:numPr>
         <w:jc w:val="both"/>
         <w:rPr>
-          <w:rFonts w:ascii="Carlito" w:hAnsi="Carlito" w:cs="Carlito"/>
+          <w:rFonts w:ascii="Calibri" w:hAnsi="Calibri" w:cs="Calibri"/>
           <w:sz w:val="32"/>
           <w:szCs w:val="32"/>
         </w:rPr>
       </w:pPr>
       <w:r>
         <w:rPr>
-          <w:rFonts w:ascii="Carlito" w:hAnsi="Carlito" w:cs="Carlito"/>
+          <w:rFonts w:ascii="Calibri" w:hAnsi="Calibri" w:cs="Calibri"/>
           <w:sz w:val="32"/>
           <w:szCs w:val="32"/>
         </w:rPr>
-        <w:t>PyCharm Module Not Found Error (Interpreter Missing)…………2</w:t>
+        <w:t xml:space="preserve">PyCharm Module Not Found Error (Interpreter </w:t>
+      </w:r>
+      <w:proofErr w:type="gramStart"/>
+      <w:r>
+        <w:rPr>
+          <w:rFonts w:ascii="Calibri" w:hAnsi="Calibri" w:cs="Calibri"/>
+          <w:sz w:val="32"/>
+          <w:szCs w:val="32"/>
+        </w:rPr>
+        <w:t>Missing)…</w:t>
+      </w:r>
+      <w:proofErr w:type="gramEnd"/>
+      <w:r>
+        <w:rPr>
+          <w:rFonts w:ascii="Calibri" w:hAnsi="Calibri" w:cs="Calibri"/>
+          <w:sz w:val="32"/>
+          <w:szCs w:val="32"/>
+        </w:rPr>
+        <w:t>………2</w:t>
       </w:r>
     </w:p>
     <w:p>
       <w:pPr>
         <w:jc w:val="both"/>
         <w:rPr>
-          <w:rFonts w:ascii="Carlito" w:hAnsi="Carlito" w:cs="Carlito"/>
+          <w:rFonts w:ascii="Calibri" w:hAnsi="Calibri" w:cs="Calibri"/>
           <w:sz w:val="32"/>
           <w:szCs w:val="32"/>
         </w:rPr>
@@ -58,14 +76,14 @@
     <w:p>
       <w:pPr>
         <w:rPr>
-          <w:rFonts w:ascii="Carlito" w:hAnsi="Carlito" w:cs="Carlito"/>
+          <w:rFonts w:ascii="Calibri" w:hAnsi="Calibri" w:cs="Calibri"/>
           <w:sz w:val="32"/>
           <w:szCs w:val="32"/>
         </w:rPr>
       </w:pPr>
       <w:r>
         <w:rPr>
-          <w:rFonts w:ascii="Carlito" w:hAnsi="Carlito" w:cs="Carlito"/>
+          <w:rFonts w:ascii="Calibri" w:hAnsi="Calibri" w:cs="Calibri"/>
           <w:sz w:val="32"/>
           <w:szCs w:val="32"/>
         </w:rPr>
@@ -76,20 +94,20 @@
       <w:pPr>
         <w:jc w:val="both"/>
         <w:rPr>
-          <w:rFonts w:ascii="Carlito" w:hAnsi="Carlito" w:cs="Carlito"/>
+          <w:rFonts w:ascii="Calibri" w:hAnsi="Calibri" w:cs="Calibri"/>
           <w:b/>
           <w:bCs/>
-          <w:sz w:val="32"/>
-          <w:szCs w:val="32"/>
-        </w:rPr>
-      </w:pPr>
-      <w:r>
-        <w:rPr>
-          <w:rFonts w:ascii="Carlito" w:hAnsi="Carlito" w:cs="Carlito"/>
+          <w:sz w:val="36"/>
+          <w:szCs w:val="36"/>
+        </w:rPr>
+      </w:pPr>
+      <w:r>
+        <w:rPr>
+          <w:rFonts w:ascii="Calibri" w:hAnsi="Calibri" w:cs="Calibri"/>
           <w:b/>
           <w:bCs/>
-          <w:sz w:val="32"/>
-          <w:szCs w:val="32"/>
+          <w:sz w:val="36"/>
+          <w:szCs w:val="36"/>
         </w:rPr>
         <w:lastRenderedPageBreak/>
         <w:t>PyCharm Module Not Found Error (Interpreter missing):</w:t>
@@ -99,16 +117,16 @@
       <w:pPr>
         <w:jc w:val="both"/>
         <w:rPr>
-          <w:rFonts w:ascii="Carlito" w:hAnsi="Carlito" w:cs="Carlito"/>
-          <w:sz w:val="32"/>
-          <w:szCs w:val="32"/>
-        </w:rPr>
-      </w:pPr>
-      <w:r>
-        <w:rPr>
-          <w:rFonts w:ascii="Carlito" w:hAnsi="Carlito" w:cs="Carlito"/>
-          <w:sz w:val="32"/>
-          <w:szCs w:val="32"/>
+          <w:rFonts w:ascii="Calibri" w:hAnsi="Calibri" w:cs="Calibri"/>
+          <w:sz w:val="36"/>
+          <w:szCs w:val="36"/>
+        </w:rPr>
+      </w:pPr>
+      <w:r>
+        <w:rPr>
+          <w:rFonts w:ascii="Calibri" w:hAnsi="Calibri" w:cs="Calibri"/>
+          <w:sz w:val="36"/>
+          <w:szCs w:val="36"/>
         </w:rPr>
         <w:t># This error happens if Python version or interpreter is accidentally deleted</w:t>
       </w:r>
@@ -117,34 +135,36 @@
       <w:pPr>
         <w:jc w:val="both"/>
         <w:rPr>
-          <w:rFonts w:ascii="Carlito" w:hAnsi="Carlito" w:cs="Carlito"/>
-          <w:sz w:val="32"/>
-          <w:szCs w:val="32"/>
-        </w:rPr>
-      </w:pPr>
-      <w:r>
-        <w:rPr>
-          <w:rFonts w:ascii="Carlito" w:hAnsi="Carlito" w:cs="Carlito"/>
-          <w:sz w:val="32"/>
-          <w:szCs w:val="32"/>
+          <w:rFonts w:ascii="Calibri" w:hAnsi="Calibri" w:cs="Calibri"/>
+          <w:sz w:val="36"/>
+          <w:szCs w:val="36"/>
+        </w:rPr>
+      </w:pPr>
+      <w:r>
+        <w:rPr>
+          <w:rFonts w:ascii="Calibri" w:hAnsi="Calibri" w:cs="Calibri"/>
+          <w:sz w:val="36"/>
+          <w:szCs w:val="36"/>
         </w:rPr>
         <w:t xml:space="preserve"># Or if we are using a version of Python that doesn’t support a specific sub-module or library (like </w:t>
       </w:r>
-      <w:r>
-        <w:rPr>
-          <w:rFonts w:ascii="Carlito" w:hAnsi="Carlito" w:cs="Carlito"/>
+      <w:proofErr w:type="spellStart"/>
+      <w:r>
+        <w:rPr>
+          <w:rFonts w:ascii="Calibri" w:hAnsi="Calibri" w:cs="Calibri"/>
           <w:b/>
           <w:bCs/>
-          <w:sz w:val="32"/>
-          <w:szCs w:val="32"/>
+          <w:sz w:val="36"/>
+          <w:szCs w:val="36"/>
         </w:rPr>
         <w:t>tensorflow</w:t>
       </w:r>
-      <w:r>
-        <w:rPr>
-          <w:rFonts w:ascii="Carlito" w:hAnsi="Carlito" w:cs="Carlito"/>
-          <w:sz w:val="32"/>
-          <w:szCs w:val="32"/>
+      <w:proofErr w:type="spellEnd"/>
+      <w:r>
+        <w:rPr>
+          <w:rFonts w:ascii="Calibri" w:hAnsi="Calibri" w:cs="Calibri"/>
+          <w:sz w:val="36"/>
+          <w:szCs w:val="36"/>
         </w:rPr>
         <w:t xml:space="preserve"> doesn’t work with 3.14 of python)</w:t>
       </w:r>
@@ -153,52 +173,76 @@
       <w:pPr>
         <w:jc w:val="both"/>
         <w:rPr>
-          <w:rFonts w:ascii="Carlito" w:hAnsi="Carlito" w:cs="Carlito"/>
-          <w:sz w:val="32"/>
-          <w:szCs w:val="32"/>
-        </w:rPr>
-      </w:pPr>
-      <w:r>
-        <w:rPr>
-          <w:rFonts w:ascii="Carlito" w:hAnsi="Carlito" w:cs="Carlito"/>
-          <w:sz w:val="32"/>
-          <w:szCs w:val="32"/>
+          <w:rFonts w:ascii="Calibri" w:hAnsi="Calibri" w:cs="Calibri"/>
+          <w:sz w:val="36"/>
+          <w:szCs w:val="36"/>
+        </w:rPr>
+      </w:pPr>
+      <w:r>
+        <w:rPr>
+          <w:rFonts w:ascii="Calibri" w:hAnsi="Calibri" w:cs="Calibri"/>
+          <w:sz w:val="36"/>
+          <w:szCs w:val="36"/>
         </w:rPr>
         <w:t xml:space="preserve"># Just go to the </w:t>
       </w:r>
-      <w:r>
-        <w:rPr>
-          <w:rFonts w:ascii="Carlito" w:hAnsi="Carlito" w:cs="Carlito"/>
+      <w:proofErr w:type="spellStart"/>
+      <w:r>
+        <w:rPr>
+          <w:rFonts w:ascii="Calibri" w:hAnsi="Calibri" w:cs="Calibri"/>
           <w:b/>
           <w:bCs/>
-          <w:sz w:val="32"/>
-          <w:szCs w:val="32"/>
+          <w:sz w:val="36"/>
+          <w:szCs w:val="36"/>
         </w:rPr>
         <w:t>project_root</w:t>
       </w:r>
-      <w:r>
-        <w:rPr>
-          <w:rFonts w:ascii="Carlito" w:hAnsi="Carlito" w:cs="Carlito"/>
-          <w:sz w:val="32"/>
-          <w:szCs w:val="32"/>
-        </w:rPr>
-        <w:t xml:space="preserve"> and delete</w:t>
-      </w:r>
-      <w:r>
-        <w:rPr>
-          <w:rFonts w:ascii="Carlito" w:hAnsi="Carlito" w:cs="Carlito"/>
+      <w:proofErr w:type="spellEnd"/>
+      <w:r>
+        <w:rPr>
+          <w:rFonts w:ascii="Calibri" w:hAnsi="Calibri" w:cs="Calibri"/>
+          <w:sz w:val="36"/>
+          <w:szCs w:val="36"/>
+        </w:rPr>
+        <w:t xml:space="preserve"> and </w:t>
+      </w:r>
+      <w:proofErr w:type="gramStart"/>
+      <w:r>
+        <w:rPr>
+          <w:rFonts w:ascii="Calibri" w:hAnsi="Calibri" w:cs="Calibri"/>
+          <w:sz w:val="36"/>
+          <w:szCs w:val="36"/>
+        </w:rPr>
+        <w:t>delete</w:t>
+      </w:r>
+      <w:r>
+        <w:rPr>
+          <w:rFonts w:ascii="Calibri" w:hAnsi="Calibri" w:cs="Calibri"/>
           <w:b/>
           <w:bCs/>
-          <w:sz w:val="32"/>
-          <w:szCs w:val="32"/>
-        </w:rPr>
-        <w:t xml:space="preserve"> .venv</w:t>
-      </w:r>
-      <w:r>
-        <w:rPr>
-          <w:rFonts w:ascii="Carlito" w:hAnsi="Carlito" w:cs="Carlito"/>
-          <w:sz w:val="32"/>
-          <w:szCs w:val="32"/>
+          <w:sz w:val="36"/>
+          <w:szCs w:val="36"/>
+        </w:rPr>
+        <w:t xml:space="preserve"> .</w:t>
+      </w:r>
+      <w:proofErr w:type="spellStart"/>
+      <w:r>
+        <w:rPr>
+          <w:rFonts w:ascii="Calibri" w:hAnsi="Calibri" w:cs="Calibri"/>
+          <w:b/>
+          <w:bCs/>
+          <w:sz w:val="36"/>
+          <w:szCs w:val="36"/>
+        </w:rPr>
+        <w:t>venv</w:t>
+      </w:r>
+      <w:proofErr w:type="spellEnd"/>
+      <w:proofErr w:type="gramEnd"/>
+      <w:r>
+        <w:rPr>
+          <w:rFonts w:ascii="Calibri" w:hAnsi="Calibri" w:cs="Calibri"/>
+          <w:sz w:val="36"/>
+          <w:szCs w:val="36"/>
         </w:rPr>
         <w:t xml:space="preserve"> directory or folder (library root)</w:t>
       </w:r>
@@ -207,118 +251,214 @@
       <w:pPr>
         <w:jc w:val="both"/>
         <w:rPr>
-          <w:rFonts w:ascii="Carlito" w:hAnsi="Carlito" w:cs="Carlito"/>
-          <w:sz w:val="32"/>
-          <w:szCs w:val="32"/>
-        </w:rPr>
-      </w:pPr>
-      <w:r>
-        <w:rPr>
-          <w:rFonts w:ascii="Carlito" w:hAnsi="Carlito" w:cs="Carlito"/>
-          <w:sz w:val="32"/>
-          <w:szCs w:val="32"/>
+          <w:rFonts w:ascii="Calibri" w:hAnsi="Calibri" w:cs="Calibri"/>
+          <w:sz w:val="36"/>
+          <w:szCs w:val="36"/>
+        </w:rPr>
+      </w:pPr>
+      <w:r>
+        <w:rPr>
+          <w:rFonts w:ascii="Calibri" w:hAnsi="Calibri" w:cs="Calibri"/>
+          <w:sz w:val="36"/>
+          <w:szCs w:val="36"/>
         </w:rPr>
         <w:t xml:space="preserve"># Then open the terminal of the </w:t>
       </w:r>
-      <w:r>
-        <w:rPr>
-          <w:rFonts w:ascii="Carlito" w:hAnsi="Carlito" w:cs="Carlito"/>
+      <w:proofErr w:type="spellStart"/>
+      <w:r>
+        <w:rPr>
+          <w:rFonts w:ascii="Calibri" w:hAnsi="Calibri" w:cs="Calibri"/>
           <w:b/>
           <w:bCs/>
-          <w:sz w:val="32"/>
-          <w:szCs w:val="32"/>
+          <w:sz w:val="36"/>
+          <w:szCs w:val="36"/>
         </w:rPr>
         <w:t>project_root</w:t>
       </w:r>
-      <w:r>
-        <w:rPr>
-          <w:rFonts w:ascii="Carlito" w:hAnsi="Carlito" w:cs="Carlito"/>
-          <w:sz w:val="32"/>
-          <w:szCs w:val="32"/>
-        </w:rPr>
-        <w:t xml:space="preserve"> and run this command with a specific Python version we need like here, 3.12</w:t>
+      <w:proofErr w:type="spellEnd"/>
+      <w:r>
+        <w:rPr>
+          <w:rFonts w:ascii="Calibri" w:hAnsi="Calibri" w:cs="Calibri"/>
+          <w:sz w:val="36"/>
+          <w:szCs w:val="36"/>
+        </w:rPr>
+        <w:t xml:space="preserve"> and run this command with a specific Python </w:t>
+      </w:r>
+      <w:proofErr w:type="gramStart"/>
+      <w:r>
+        <w:rPr>
+          <w:rFonts w:ascii="Calibri" w:hAnsi="Calibri" w:cs="Calibri"/>
+          <w:sz w:val="36"/>
+          <w:szCs w:val="36"/>
+        </w:rPr>
+        <w:t>version</w:t>
+      </w:r>
+      <w:proofErr w:type="gramEnd"/>
+      <w:r>
+        <w:rPr>
+          <w:rFonts w:ascii="Calibri" w:hAnsi="Calibri" w:cs="Calibri"/>
+          <w:sz w:val="36"/>
+          <w:szCs w:val="36"/>
+        </w:rPr>
+        <w:t xml:space="preserve"> we need like here, 3.12</w:t>
       </w:r>
     </w:p>
     <w:p>
       <w:pPr>
         <w:jc w:val="both"/>
         <w:rPr>
-          <w:rFonts w:ascii="Carlito" w:hAnsi="Carlito" w:cs="Carlito"/>
+          <w:rFonts w:ascii="Calibri" w:hAnsi="Calibri" w:cs="Calibri"/>
           <w:b/>
           <w:bCs/>
           <w:color w:val="60CAF3" w:themeColor="accent4" w:themeTint="99"/>
-          <w:sz w:val="32"/>
-          <w:szCs w:val="32"/>
-        </w:rPr>
-      </w:pPr>
-      <w:r>
-        <w:rPr>
-          <w:rFonts w:ascii="Carlito" w:hAnsi="Carlito" w:cs="Carlito"/>
+          <w:sz w:val="36"/>
+          <w:szCs w:val="36"/>
+        </w:rPr>
+      </w:pPr>
+      <w:proofErr w:type="spellStart"/>
+      <w:r>
+        <w:rPr>
+          <w:rFonts w:ascii="Calibri" w:hAnsi="Calibri" w:cs="Calibri"/>
           <w:b/>
           <w:bCs/>
           <w:color w:val="60CAF3" w:themeColor="accent4" w:themeTint="99"/>
-          <w:sz w:val="32"/>
-          <w:szCs w:val="32"/>
-        </w:rPr>
-        <w:t>py -3.12 -m venv .venv</w:t>
-      </w:r>
-    </w:p>
-    <w:p>
-      <w:pPr>
-        <w:jc w:val="both"/>
-        <w:rPr>
-          <w:rFonts w:ascii="Carlito" w:hAnsi="Carlito" w:cs="Carlito"/>
-          <w:sz w:val="32"/>
-          <w:szCs w:val="32"/>
-        </w:rPr>
-      </w:pPr>
-      <w:r>
-        <w:rPr>
-          <w:rFonts w:ascii="Carlito" w:hAnsi="Carlito" w:cs="Carlito"/>
-          <w:sz w:val="32"/>
-          <w:szCs w:val="32"/>
-        </w:rPr>
-        <w:t># Activate it by running this command in the terminal</w:t>
-      </w:r>
-    </w:p>
-    <w:p>
-      <w:pPr>
-        <w:jc w:val="both"/>
-        <w:rPr>
-          <w:rFonts w:ascii="Carlito" w:hAnsi="Carlito" w:cs="Carlito"/>
+          <w:sz w:val="36"/>
+          <w:szCs w:val="36"/>
+        </w:rPr>
+        <w:t>py</w:t>
+      </w:r>
+      <w:proofErr w:type="spellEnd"/>
+      <w:r>
+        <w:rPr>
+          <w:rFonts w:ascii="Calibri" w:hAnsi="Calibri" w:cs="Calibri"/>
           <w:b/>
           <w:bCs/>
           <w:color w:val="60CAF3" w:themeColor="accent4" w:themeTint="99"/>
-          <w:sz w:val="32"/>
-          <w:szCs w:val="32"/>
-        </w:rPr>
-      </w:pPr>
-      <w:r>
-        <w:rPr>
-          <w:rFonts w:ascii="Carlito" w:hAnsi="Carlito" w:cs="Carlito"/>
+          <w:sz w:val="36"/>
+          <w:szCs w:val="36"/>
+        </w:rPr>
+        <w:t xml:space="preserve"> -3.12 -m </w:t>
+      </w:r>
+      <w:proofErr w:type="spellStart"/>
+      <w:proofErr w:type="gramStart"/>
+      <w:r>
+        <w:rPr>
+          <w:rFonts w:ascii="Calibri" w:hAnsi="Calibri" w:cs="Calibri"/>
           <w:b/>
           <w:bCs/>
           <w:color w:val="60CAF3" w:themeColor="accent4" w:themeTint="99"/>
-          <w:sz w:val="32"/>
-          <w:szCs w:val="32"/>
-        </w:rPr>
-        <w:t>.\.venv\Scripts\Activate.ps1</w:t>
-      </w:r>
+          <w:sz w:val="36"/>
+          <w:szCs w:val="36"/>
+        </w:rPr>
+        <w:t>venv</w:t>
+      </w:r>
+      <w:proofErr w:type="spellEnd"/>
+      <w:r>
+        <w:rPr>
+          <w:rFonts w:ascii="Calibri" w:hAnsi="Calibri" w:cs="Calibri"/>
+          <w:b/>
+          <w:bCs/>
+          <w:color w:val="60CAF3" w:themeColor="accent4" w:themeTint="99"/>
+          <w:sz w:val="36"/>
+          <w:szCs w:val="36"/>
+        </w:rPr>
+        <w:t xml:space="preserve"> .</w:t>
+      </w:r>
+      <w:proofErr w:type="spellStart"/>
+      <w:r>
+        <w:rPr>
+          <w:rFonts w:ascii="Calibri" w:hAnsi="Calibri" w:cs="Calibri"/>
+          <w:b/>
+          <w:bCs/>
+          <w:color w:val="60CAF3" w:themeColor="accent4" w:themeTint="99"/>
+          <w:sz w:val="36"/>
+          <w:szCs w:val="36"/>
+        </w:rPr>
+        <w:t>venv</w:t>
+      </w:r>
+      <w:proofErr w:type="spellEnd"/>
+      <w:proofErr w:type="gramEnd"/>
     </w:p>
     <w:p>
       <w:pPr>
         <w:jc w:val="both"/>
         <w:rPr>
-          <w:rFonts w:ascii="Carlito" w:hAnsi="Carlito" w:cs="Carlito"/>
-          <w:sz w:val="32"/>
-          <w:szCs w:val="32"/>
-        </w:rPr>
-      </w:pPr>
-      <w:r>
-        <w:rPr>
-          <w:rFonts w:ascii="Carlito" w:hAnsi="Carlito" w:cs="Carlito"/>
-          <w:sz w:val="32"/>
-          <w:szCs w:val="32"/>
+          <w:rFonts w:ascii="Calibri" w:hAnsi="Calibri" w:cs="Calibri"/>
+          <w:sz w:val="36"/>
+          <w:szCs w:val="36"/>
+        </w:rPr>
+      </w:pPr>
+      <w:r>
+        <w:rPr>
+          <w:rFonts w:ascii="Calibri" w:hAnsi="Calibri" w:cs="Calibri"/>
+          <w:sz w:val="36"/>
+          <w:szCs w:val="36"/>
+        </w:rPr>
+        <w:t># Activate it by running this command in the terminal</w:t>
+      </w:r>
+    </w:p>
+    <w:p>
+      <w:pPr>
+        <w:jc w:val="both"/>
+        <w:rPr>
+          <w:rFonts w:ascii="Calibri" w:hAnsi="Calibri" w:cs="Calibri"/>
+          <w:b/>
+          <w:bCs/>
+          <w:color w:val="60CAF3" w:themeColor="accent4" w:themeTint="99"/>
+          <w:sz w:val="36"/>
+          <w:szCs w:val="36"/>
+        </w:rPr>
+      </w:pPr>
+      <w:r>
+        <w:rPr>
+          <w:rFonts w:ascii="Calibri" w:hAnsi="Calibri" w:cs="Calibri"/>
+          <w:b/>
+          <w:bCs/>
+          <w:color w:val="60CAF3" w:themeColor="accent4" w:themeTint="99"/>
+          <w:sz w:val="36"/>
+          <w:szCs w:val="36"/>
+        </w:rPr>
+        <w:t>.\.</w:t>
+      </w:r>
+      <w:proofErr w:type="spellStart"/>
+      <w:r>
+        <w:rPr>
+          <w:rFonts w:ascii="Calibri" w:hAnsi="Calibri" w:cs="Calibri"/>
+          <w:b/>
+          <w:bCs/>
+          <w:color w:val="60CAF3" w:themeColor="accent4" w:themeTint="99"/>
+          <w:sz w:val="36"/>
+          <w:szCs w:val="36"/>
+        </w:rPr>
+        <w:t>venv</w:t>
+      </w:r>
+      <w:proofErr w:type="spellEnd"/>
+      <w:r>
+        <w:rPr>
+          <w:rFonts w:ascii="Calibri" w:hAnsi="Calibri" w:cs="Calibri"/>
+          <w:b/>
+          <w:bCs/>
+          <w:color w:val="60CAF3" w:themeColor="accent4" w:themeTint="99"/>
+          <w:sz w:val="36"/>
+          <w:szCs w:val="36"/>
+        </w:rPr>
+        <w:t>\Scripts\Activate.ps1</w:t>
+      </w:r>
+    </w:p>
+    <w:p>
+      <w:pPr>
+        <w:jc w:val="both"/>
+        <w:rPr>
+          <w:rFonts w:ascii="Calibri" w:hAnsi="Calibri" w:cs="Calibri"/>
+          <w:sz w:val="36"/>
+          <w:szCs w:val="36"/>
+        </w:rPr>
+      </w:pPr>
+      <w:r>
+        <w:rPr>
+          <w:rFonts w:ascii="Calibri" w:hAnsi="Calibri" w:cs="Calibri"/>
+          <w:sz w:val="36"/>
+          <w:szCs w:val="36"/>
         </w:rPr>
         <w:t># Finally go to the settings python then interpreter and then click add interpreter and select automatically existing one</w:t>
       </w:r>
